--- a/public/templates/template_surat_tugas.docx
+++ b/public/templates/template_surat_tugas.docx
@@ -59,7 +59,23 @@
           <w:rFonts w:ascii="Arial" w:hAnsi="Arial" w:cs="Arial"/>
           <w:bCs/>
         </w:rPr>
-        <w:t>{nomor_surat}</w:t>
+        <w:t>{</w:t>
+      </w:r>
+      <w:proofErr w:type="spellStart"/>
+      <w:r>
+        <w:rPr>
+          <w:rFonts w:ascii="Arial" w:hAnsi="Arial" w:cs="Arial"/>
+          <w:bCs/>
+        </w:rPr>
+        <w:t>nomor_surat</w:t>
+      </w:r>
+      <w:proofErr w:type="spellEnd"/>
+      <w:r>
+        <w:rPr>
+          <w:rFonts w:ascii="Arial" w:hAnsi="Arial" w:cs="Arial"/>
+          <w:bCs/>
+        </w:rPr>
+        <w:t>}</w:t>
       </w:r>
     </w:p>
     <w:p>
@@ -84,8 +100,7 @@
       <w:tblGrid>
         <w:gridCol w:w="1135"/>
         <w:gridCol w:w="353"/>
-        <w:gridCol w:w="803"/>
-        <w:gridCol w:w="7371"/>
+        <w:gridCol w:w="8174"/>
       </w:tblGrid>
       <w:tr>
         <w:tc>
@@ -128,64 +143,87 @@
         </w:tc>
         <w:tc>
           <w:tcPr>
-            <w:tcW w:w="803" w:type="dxa"/>
+            <w:tcW w:w="8174" w:type="dxa"/>
           </w:tcPr>
           <w:p>
             <w:pPr>
               <w:pStyle w:val="BodyTextIndent"/>
-              <w:tabs>
-                <w:tab w:val="right" w:pos="192"/>
-              </w:tabs>
-              <w:ind w:left="0" w:firstLine="0"/>
-              <w:rPr>
-                <w:rFonts w:ascii="Arial" w:hAnsi="Arial" w:cs="Arial"/>
-                <w:lang w:val="en-ID"/>
+              <w:ind w:left="392" w:hanging="392"/>
+              <w:rPr>
+                <w:rFonts w:ascii="Arial" w:hAnsi="Arial" w:cs="Arial"/>
+                <w:szCs w:val="24"/>
               </w:rPr>
             </w:pPr>
             <w:r>
               <w:rPr>
                 <w:rFonts w:ascii="Arial" w:hAnsi="Arial" w:cs="Arial"/>
-              </w:rPr>
-              <w:t>{no}.</w:t>
-            </w:r>
-          </w:p>
-        </w:tc>
-        <w:tc>
-          <w:tcPr>
-            <w:tcW w:w="7371" w:type="dxa"/>
-          </w:tcPr>
-          <w:p>
-            <w:pPr>
-              <w:pStyle w:val="BodyTextIndent"/>
-              <w:ind w:left="0" w:firstLine="0"/>
-              <w:rPr>
-                <w:rFonts w:ascii="Arial" w:hAnsi="Arial" w:cs="Arial"/>
-                <w:szCs w:val="24"/>
-              </w:rPr>
-            </w:pPr>
-            <w:r>
-              <w:rPr>
-                <w:rFonts w:ascii="Arial" w:hAnsi="Arial" w:cs="Arial"/>
-                <w:szCs w:val="24"/>
-              </w:rPr>
-              <w:t>{dasar}</w:t>
-            </w:r>
-          </w:p>
-          <w:p>
-            <w:pPr>
-              <w:pStyle w:val="BodyTextIndent"/>
-              <w:ind w:left="0" w:firstLine="0"/>
-              <w:rPr>
-                <w:rFonts w:ascii="Arial" w:hAnsi="Arial" w:cs="Arial"/>
-                <w:szCs w:val="24"/>
-              </w:rPr>
-            </w:pPr>
-            <w:r>
-              <w:rPr>
-                <w:rFonts w:ascii="Arial" w:hAnsi="Arial" w:cs="Arial"/>
-                <w:szCs w:val="24"/>
-              </w:rPr>
-              <w:t>{/dasar_list}</w:t>
+                <w:szCs w:val="24"/>
+              </w:rPr>
+              <w:t>{#dasar_</w:t>
+            </w:r>
+            <w:proofErr w:type="gramStart"/>
+            <w:r>
+              <w:rPr>
+                <w:rFonts w:ascii="Arial" w:hAnsi="Arial" w:cs="Arial"/>
+                <w:szCs w:val="24"/>
+              </w:rPr>
+              <w:t>list}{</w:t>
+            </w:r>
+            <w:proofErr w:type="gramEnd"/>
+            <w:r>
+              <w:rPr>
+                <w:rFonts w:ascii="Arial" w:hAnsi="Arial" w:cs="Arial"/>
+                <w:szCs w:val="24"/>
+              </w:rPr>
+              <w:t>no}. {</w:t>
+            </w:r>
+            <w:proofErr w:type="spellStart"/>
+            <w:r>
+              <w:rPr>
+                <w:rFonts w:ascii="Arial" w:hAnsi="Arial" w:cs="Arial"/>
+                <w:szCs w:val="24"/>
+              </w:rPr>
+              <w:t>dasar_</w:t>
+            </w:r>
+            <w:proofErr w:type="gramStart"/>
+            <w:r>
+              <w:rPr>
+                <w:rFonts w:ascii="Arial" w:hAnsi="Arial" w:cs="Arial"/>
+                <w:szCs w:val="24"/>
+              </w:rPr>
+              <w:t>hukum</w:t>
+            </w:r>
+            <w:proofErr w:type="spellEnd"/>
+            <w:r>
+              <w:rPr>
+                <w:rFonts w:ascii="Arial" w:hAnsi="Arial" w:cs="Arial"/>
+                <w:szCs w:val="24"/>
+              </w:rPr>
+              <w:t>}{</w:t>
+            </w:r>
+            <w:proofErr w:type="gramEnd"/>
+            <w:r>
+              <w:rPr>
+                <w:rFonts w:ascii="Arial" w:hAnsi="Arial" w:cs="Arial"/>
+                <w:szCs w:val="24"/>
+              </w:rPr>
+              <w:t>/</w:t>
+            </w:r>
+            <w:proofErr w:type="spellStart"/>
+            <w:r>
+              <w:rPr>
+                <w:rFonts w:ascii="Arial" w:hAnsi="Arial" w:cs="Arial"/>
+                <w:szCs w:val="24"/>
+              </w:rPr>
+              <w:t>dasar_list</w:t>
+            </w:r>
+            <w:proofErr w:type="spellEnd"/>
+            <w:r>
+              <w:rPr>
+                <w:rFonts w:ascii="Arial" w:hAnsi="Arial" w:cs="Arial"/>
+                <w:szCs w:val="24"/>
+              </w:rPr>
+              <w:t>}</w:t>
             </w:r>
           </w:p>
         </w:tc>
@@ -255,8 +293,7 @@
       <w:tblGrid>
         <w:gridCol w:w="1130"/>
         <w:gridCol w:w="353"/>
-        <w:gridCol w:w="786"/>
-        <w:gridCol w:w="7183"/>
+        <w:gridCol w:w="7969"/>
       </w:tblGrid>
       <w:tr>
         <w:trPr>
@@ -273,12 +310,14 @@
                 <w:lang w:val="en-AU"/>
               </w:rPr>
             </w:pPr>
+            <w:proofErr w:type="spellStart"/>
             <w:r>
               <w:rPr>
                 <w:rFonts w:ascii="Arial" w:hAnsi="Arial" w:cs="Arial"/>
               </w:rPr>
               <w:t>Kepada</w:t>
             </w:r>
+            <w:proofErr w:type="spellEnd"/>
           </w:p>
         </w:tc>
         <w:tc>
@@ -303,31 +342,7 @@
         </w:tc>
         <w:tc>
           <w:tcPr>
-            <w:tcW w:w="786" w:type="dxa"/>
-          </w:tcPr>
-          <w:p>
-            <w:pPr>
-              <w:pStyle w:val="BodyTextIndent"/>
-              <w:tabs>
-                <w:tab w:val="right" w:pos="192"/>
-              </w:tabs>
-              <w:ind w:left="0" w:firstLine="0"/>
-              <w:rPr>
-                <w:rFonts w:ascii="Arial" w:hAnsi="Arial" w:cs="Arial"/>
-                <w:lang w:val="en-ID"/>
-              </w:rPr>
-            </w:pPr>
-            <w:r>
-              <w:rPr>
-                <w:rFonts w:ascii="Arial" w:hAnsi="Arial" w:cs="Arial"/>
-              </w:rPr>
-              <w:t>{no}.</w:t>
-            </w:r>
-          </w:p>
-        </w:tc>
-        <w:tc>
-          <w:tcPr>
-            <w:tcW w:w="7183" w:type="dxa"/>
+            <w:tcW w:w="7969" w:type="dxa"/>
           </w:tcPr>
           <w:p>
             <w:pPr>
@@ -343,7 +358,51 @@
                 <w:rFonts w:ascii="Arial" w:hAnsi="Arial" w:cs="Arial"/>
                 <w:szCs w:val="24"/>
               </w:rPr>
-              <w:t>{#pegawai_list}</w:t>
+              <w:t>{#pegawai_</w:t>
+            </w:r>
+            <w:proofErr w:type="gramStart"/>
+            <w:r>
+              <w:rPr>
+                <w:rFonts w:ascii="Arial" w:hAnsi="Arial" w:cs="Arial"/>
+                <w:szCs w:val="24"/>
+              </w:rPr>
+              <w:t>list}{</w:t>
+            </w:r>
+            <w:proofErr w:type="gramEnd"/>
+            <w:r>
+              <w:rPr>
+                <w:rFonts w:ascii="Arial" w:hAnsi="Arial" w:cs="Arial"/>
+                <w:szCs w:val="24"/>
+              </w:rPr>
+              <w:t>no}</w:t>
+            </w:r>
+            <w:r>
+              <w:rPr>
+                <w:rFonts w:ascii="Arial" w:hAnsi="Arial" w:cs="Arial"/>
+                <w:szCs w:val="24"/>
+              </w:rPr>
+              <w:t xml:space="preserve">. </w:t>
+            </w:r>
+            <w:r>
+              <w:rPr>
+                <w:rFonts w:ascii="Arial" w:hAnsi="Arial" w:cs="Arial"/>
+                <w:szCs w:val="24"/>
+              </w:rPr>
+              <w:t xml:space="preserve">Nama </w:t>
+            </w:r>
+            <w:r>
+              <w:rPr>
+                <w:rFonts w:ascii="Arial" w:hAnsi="Arial" w:cs="Arial"/>
+                <w:szCs w:val="24"/>
+              </w:rPr>
+              <w:tab/>
+            </w:r>
+            <w:r>
+              <w:rPr>
+                <w:rFonts w:ascii="Arial" w:hAnsi="Arial" w:cs="Arial"/>
+                <w:szCs w:val="24"/>
+              </w:rPr>
+              <w:t>: {nama}</w:t>
             </w:r>
           </w:p>
           <w:p>
@@ -360,7 +419,7 @@
                 <w:rFonts w:ascii="Arial" w:hAnsi="Arial" w:cs="Arial"/>
                 <w:szCs w:val="24"/>
               </w:rPr>
-              <w:t xml:space="preserve">Nama </w:t>
+              <w:t xml:space="preserve">NIP </w:t>
             </w:r>
             <w:r>
               <w:rPr>
@@ -374,7 +433,7 @@
                 <w:rFonts w:ascii="Arial" w:hAnsi="Arial" w:cs="Arial"/>
                 <w:szCs w:val="24"/>
               </w:rPr>
-              <w:t>: {nama}</w:t>
+              <w:t>: {nip}</w:t>
             </w:r>
           </w:p>
           <w:p>
@@ -386,26 +445,67 @@
                 <w:szCs w:val="24"/>
               </w:rPr>
             </w:pPr>
-            <w:r>
-              <w:rPr>
-                <w:rFonts w:ascii="Arial" w:hAnsi="Arial" w:cs="Arial"/>
-                <w:szCs w:val="24"/>
-              </w:rPr>
-              <w:t xml:space="preserve">NIP </w:t>
-            </w:r>
-            <w:r>
-              <w:rPr>
-                <w:rFonts w:ascii="Arial" w:hAnsi="Arial" w:cs="Arial"/>
-                <w:szCs w:val="24"/>
-              </w:rPr>
-              <w:tab/>
-            </w:r>
-            <w:r>
-              <w:rPr>
-                <w:rFonts w:ascii="Arial" w:hAnsi="Arial" w:cs="Arial"/>
-                <w:szCs w:val="24"/>
-              </w:rPr>
-              <w:t>: {nip}</w:t>
+            <w:proofErr w:type="spellStart"/>
+            <w:r>
+              <w:rPr>
+                <w:rFonts w:ascii="Arial" w:hAnsi="Arial" w:cs="Arial"/>
+                <w:szCs w:val="24"/>
+              </w:rPr>
+              <w:t>Pangkat</w:t>
+            </w:r>
+            <w:proofErr w:type="spellEnd"/>
+            <w:r>
+              <w:rPr>
+                <w:rFonts w:ascii="Arial" w:hAnsi="Arial" w:cs="Arial"/>
+                <w:szCs w:val="24"/>
+              </w:rPr>
+              <w:t>/</w:t>
+            </w:r>
+            <w:proofErr w:type="gramStart"/>
+            <w:r>
+              <w:rPr>
+                <w:rFonts w:ascii="Arial" w:hAnsi="Arial" w:cs="Arial"/>
+                <w:szCs w:val="24"/>
+              </w:rPr>
+              <w:t>Gol</w:t>
+            </w:r>
+            <w:r>
+              <w:rPr>
+                <w:rFonts w:ascii="Arial" w:hAnsi="Arial" w:cs="Arial"/>
+                <w:szCs w:val="24"/>
+              </w:rPr>
+              <w:t xml:space="preserve"> </w:t>
+            </w:r>
+            <w:r>
+              <w:rPr>
+                <w:rFonts w:ascii="Arial" w:hAnsi="Arial" w:cs="Arial"/>
+                <w:szCs w:val="24"/>
+              </w:rPr>
+              <w:t>:</w:t>
+            </w:r>
+            <w:proofErr w:type="gramEnd"/>
+            <w:r>
+              <w:rPr>
+                <w:rFonts w:ascii="Arial" w:hAnsi="Arial" w:cs="Arial"/>
+                <w:szCs w:val="24"/>
+              </w:rPr>
+              <w:t xml:space="preserve"> {</w:t>
+            </w:r>
+            <w:proofErr w:type="spellStart"/>
+            <w:r>
+              <w:rPr>
+                <w:rFonts w:ascii="Arial" w:hAnsi="Arial" w:cs="Arial"/>
+                <w:szCs w:val="24"/>
+              </w:rPr>
+              <w:t>pangkat_gol</w:t>
+            </w:r>
+            <w:proofErr w:type="spellEnd"/>
+            <w:r>
+              <w:rPr>
+                <w:rFonts w:ascii="Arial" w:hAnsi="Arial" w:cs="Arial"/>
+                <w:szCs w:val="24"/>
+              </w:rPr>
+              <w:t>}</w:t>
             </w:r>
           </w:p>
           <w:p>
@@ -417,13 +517,15 @@
                 <w:szCs w:val="24"/>
               </w:rPr>
             </w:pPr>
-            <w:r>
-              <w:rPr>
-                <w:rFonts w:ascii="Arial" w:hAnsi="Arial" w:cs="Arial"/>
-                <w:szCs w:val="24"/>
-              </w:rPr>
-              <w:t>Pangkat/Gol</w:t>
-            </w:r>
+            <w:proofErr w:type="spellStart"/>
+            <w:r>
+              <w:rPr>
+                <w:rFonts w:ascii="Arial" w:hAnsi="Arial" w:cs="Arial"/>
+                <w:szCs w:val="24"/>
+              </w:rPr>
+              <w:t>Jabatan</w:t>
+            </w:r>
+            <w:proofErr w:type="spellEnd"/>
             <w:r>
               <w:rPr>
                 <w:rFonts w:ascii="Arial" w:hAnsi="Arial" w:cs="Arial"/>
@@ -436,30 +538,6 @@
                 <w:rFonts w:ascii="Arial" w:hAnsi="Arial" w:cs="Arial"/>
                 <w:szCs w:val="24"/>
               </w:rPr>
-              <w:t>: {pangkat_gol}</w:t>
-            </w:r>
-          </w:p>
-          <w:p>
-            <w:pPr>
-              <w:pStyle w:val="BodyTextIndent"/>
-              <w:ind w:left="1410" w:hanging="1372"/>
-              <w:rPr>
-                <w:rFonts w:ascii="Arial" w:hAnsi="Arial" w:cs="Arial"/>
-                <w:szCs w:val="24"/>
-              </w:rPr>
-            </w:pPr>
-            <w:r>
-              <w:rPr>
-                <w:rFonts w:ascii="Arial" w:hAnsi="Arial" w:cs="Arial"/>
-                <w:szCs w:val="24"/>
-              </w:rPr>
-              <w:t xml:space="preserve">Jabatan </w:t>
-            </w:r>
-            <w:r>
-              <w:rPr>
-                <w:rFonts w:ascii="Arial" w:hAnsi="Arial" w:cs="Arial"/>
-                <w:szCs w:val="24"/>
-              </w:rPr>
               <w:tab/>
             </w:r>
             <w:r>
@@ -467,7 +545,39 @@
                 <w:rFonts w:ascii="Arial" w:hAnsi="Arial" w:cs="Arial"/>
                 <w:szCs w:val="24"/>
               </w:rPr>
-              <w:t>: {jabatan}{/pegawai_list}</w:t>
+              <w:t>: {</w:t>
+            </w:r>
+            <w:proofErr w:type="spellStart"/>
+            <w:r>
+              <w:rPr>
+                <w:rFonts w:ascii="Arial" w:hAnsi="Arial" w:cs="Arial"/>
+                <w:szCs w:val="24"/>
+              </w:rPr>
+              <w:t>jabatan</w:t>
+            </w:r>
+            <w:proofErr w:type="spellEnd"/>
+            <w:r>
+              <w:rPr>
+                <w:rFonts w:ascii="Arial" w:hAnsi="Arial" w:cs="Arial"/>
+                <w:szCs w:val="24"/>
+              </w:rPr>
+              <w:t>}{/</w:t>
+            </w:r>
+            <w:proofErr w:type="spellStart"/>
+            <w:r>
+              <w:rPr>
+                <w:rFonts w:ascii="Arial" w:hAnsi="Arial" w:cs="Arial"/>
+                <w:szCs w:val="24"/>
+              </w:rPr>
+              <w:t>pegawai_list</w:t>
+            </w:r>
+            <w:proofErr w:type="spellEnd"/>
+            <w:r>
+              <w:rPr>
+                <w:rFonts w:ascii="Arial" w:hAnsi="Arial" w:cs="Arial"/>
+                <w:szCs w:val="24"/>
+              </w:rPr>
+              <w:t>}</w:t>
             </w:r>
           </w:p>
         </w:tc>
@@ -753,7 +863,7 @@
             </w:tblPr>
             <w:tblGrid>
               <w:gridCol w:w="3321"/>
-              <w:gridCol w:w="1017"/>
+              <w:gridCol w:w="567"/>
             </w:tblGrid>
             <w:tr>
               <w:tc>
@@ -864,22 +974,9 @@
                       <w:szCs w:val="16"/>
                       <w:shd w:val="clear" w:color="auto" w:fill="F9F9F9"/>
                     </w:rPr>
-                    <w:t>{#paraf_list}</w:t>
+                    <w:t>{#paraf_</w:t>
                   </w:r>
-                </w:p>
-                <w:p>
-                  <w:pPr>
-                    <w:keepNext/>
-                    <w:keepLines/>
-                    <w:ind w:right="-442"/>
-                    <w:rPr>
-                      <w:rFonts w:ascii="Arial" w:hAnsi="Arial" w:cs="Arial"/>
-                      <w:color w:val="333333"/>
-                      <w:sz w:val="16"/>
-                      <w:szCs w:val="16"/>
-                      <w:shd w:val="clear" w:color="auto" w:fill="F9F9F9"/>
-                    </w:rPr>
-                  </w:pPr>
+                  <w:proofErr w:type="gramStart"/>
                   <w:r>
                     <w:rPr>
                       <w:rFonts w:ascii="Arial" w:hAnsi="Arial" w:cs="Arial"/>
@@ -888,7 +985,50 @@
                       <w:szCs w:val="16"/>
                       <w:shd w:val="clear" w:color="auto" w:fill="F9F9F9"/>
                     </w:rPr>
-                    <w:t>{jabatan_paraf}</w:t>
+                    <w:t>list}{</w:t>
+                  </w:r>
+                  <w:proofErr w:type="gramEnd"/>
+                  <w:r>
+                    <w:rPr>
+                      <w:rFonts w:ascii="Arial" w:hAnsi="Arial" w:cs="Arial"/>
+                      <w:color w:val="333333"/>
+                      <w:sz w:val="16"/>
+                      <w:szCs w:val="16"/>
+                      <w:shd w:val="clear" w:color="auto" w:fill="F9F9F9"/>
+                    </w:rPr>
+                    <w:t>jabatan_</w:t>
+                  </w:r>
+                  <w:proofErr w:type="gramStart"/>
+                  <w:r>
+                    <w:rPr>
+                      <w:rFonts w:ascii="Arial" w:hAnsi="Arial" w:cs="Arial"/>
+                      <w:color w:val="333333"/>
+                      <w:sz w:val="16"/>
+                      <w:szCs w:val="16"/>
+                      <w:shd w:val="clear" w:color="auto" w:fill="F9F9F9"/>
+                    </w:rPr>
+                    <w:t>paraf}</w:t>
+                  </w:r>
+                  <w:r>
+                    <w:rPr>
+                      <w:rFonts w:ascii="Arial" w:hAnsi="Arial" w:cs="Arial"/>
+                      <w:color w:val="333333"/>
+                      <w:sz w:val="16"/>
+                      <w:szCs w:val="16"/>
+                      <w:shd w:val="clear" w:color="auto" w:fill="F9F9F9"/>
+                    </w:rPr>
+                    <w:t>{</w:t>
+                  </w:r>
+                  <w:proofErr w:type="gramEnd"/>
+                  <w:r>
+                    <w:rPr>
+                      <w:rFonts w:ascii="Arial" w:hAnsi="Arial" w:cs="Arial"/>
+                      <w:color w:val="333333"/>
+                      <w:sz w:val="16"/>
+                      <w:szCs w:val="16"/>
+                      <w:shd w:val="clear" w:color="auto" w:fill="F9F9F9"/>
+                    </w:rPr>
+                    <w:t>/paraf_list}</w:t>
                   </w:r>
                 </w:p>
               </w:tc>
@@ -909,16 +1049,6 @@
                       <w:shd w:val="clear" w:color="auto" w:fill="F9F9F9"/>
                     </w:rPr>
                   </w:pPr>
-                  <w:r>
-                    <w:rPr>
-                      <w:rFonts w:ascii="Arial" w:hAnsi="Arial" w:cs="Arial"/>
-                      <w:color w:val="333333"/>
-                      <w:sz w:val="16"/>
-                      <w:szCs w:val="16"/>
-                      <w:shd w:val="clear" w:color="auto" w:fill="F9F9F9"/>
-                    </w:rPr>
-                    <w:t>{/paraf_list}</w:t>
-                  </w:r>
                 </w:p>
               </w:tc>
             </w:tr>
@@ -956,7 +1086,29 @@
                       <w:szCs w:val="16"/>
                       <w:shd w:val="clear" w:color="auto" w:fill="F9F9F9"/>
                     </w:rPr>
-                    <w:t>{/tampilkan_paraf}</w:t>
+                    <w:t>{/</w:t>
+                  </w:r>
+                  <w:proofErr w:type="spellStart"/>
+                  <w:r>
+                    <w:rPr>
+                      <w:rFonts w:ascii="Arial" w:hAnsi="Arial" w:cs="Arial"/>
+                      <w:color w:val="333333"/>
+                      <w:sz w:val="16"/>
+                      <w:szCs w:val="16"/>
+                      <w:shd w:val="clear" w:color="auto" w:fill="F9F9F9"/>
+                    </w:rPr>
+                    <w:t>tampilkan_paraf</w:t>
+                  </w:r>
+                  <w:proofErr w:type="spellEnd"/>
+                  <w:r>
+                    <w:rPr>
+                      <w:rFonts w:ascii="Arial" w:hAnsi="Arial" w:cs="Arial"/>
+                      <w:color w:val="333333"/>
+                      <w:sz w:val="16"/>
+                      <w:szCs w:val="16"/>
+                      <w:shd w:val="clear" w:color="auto" w:fill="F9F9F9"/>
+                    </w:rPr>
+                    <w:t>}</w:t>
                   </w:r>
                 </w:p>
               </w:tc>
@@ -1138,11 +1290,19 @@
                 <w:rFonts w:ascii="Arial" w:eastAsia="Arial" w:hAnsi="Arial" w:cs="Arial"/>
               </w:rPr>
             </w:pPr>
+            <w:proofErr w:type="spellStart"/>
             <w:r>
               <w:rPr>
                 <w:rFonts w:ascii="Arial" w:eastAsia="Arial" w:hAnsi="Arial" w:cs="Arial"/>
               </w:rPr>
-              <w:t>Penata Tingkat I</w:t>
+              <w:t>Penata</w:t>
+            </w:r>
+            <w:proofErr w:type="spellEnd"/>
+            <w:r>
+              <w:rPr>
+                <w:rFonts w:ascii="Arial" w:eastAsia="Arial" w:hAnsi="Arial" w:cs="Arial"/>
+              </w:rPr>
+              <w:t xml:space="preserve"> Tingkat I</w:t>
             </w:r>
           </w:p>
           <w:p>
